--- a/system d.docx
+++ b/system d.docx
@@ -226,6 +226,9 @@
     <w:p/>
     <w:p>
       <w:r>
+        <w:rPr>
+          <w:noProof/>
+        </w:rPr>
         <w:lastRenderedPageBreak/>
         <w:drawing>
           <wp:inline distT="0" distB="0" distL="0" distR="0" wp14:anchorId="2CAF9A28" wp14:editId="05CFAE90">
@@ -276,6 +279,9 @@
     <w:p/>
     <w:p>
       <w:r>
+        <w:rPr>
+          <w:noProof/>
+        </w:rPr>
         <w:drawing>
           <wp:inline distT="0" distB="0" distL="0" distR="0" wp14:anchorId="45B0AB65" wp14:editId="25AC1743">
             <wp:extent cx="4486901" cy="2743583"/>
@@ -344,6 +350,9 @@
     <w:p/>
     <w:p>
       <w:r>
+        <w:rPr>
+          <w:noProof/>
+        </w:rPr>
         <w:drawing>
           <wp:inline distT="0" distB="0" distL="0" distR="0" wp14:anchorId="5F90291B" wp14:editId="3885E074">
             <wp:extent cx="5220429" cy="3353268"/>
@@ -395,6 +404,304 @@
     <w:p>
       <w:r>
         <w:t>Database – stores structured data (books, users, reservations, borrow history, reading lists)</w:t>
+      </w:r>
+    </w:p>
+    <w:p>
+      <w:r>
+        <w:br w:type="page"/>
+      </w:r>
+    </w:p>
+    <w:p>
+      <w:pPr>
+        <w:pStyle w:val="Heading1"/>
+      </w:pPr>
+      <w:r>
+        <w:lastRenderedPageBreak/>
+        <w:t>Week 2</w:t>
+      </w:r>
+    </w:p>
+    <w:p>
+      <w:r>
+        <w:t>Coloring:</w:t>
+      </w:r>
+    </w:p>
+    <w:p>
+      <w:r>
+        <w:t>Gray – Actor</w:t>
+      </w:r>
+    </w:p>
+    <w:p>
+      <w:r>
+        <w:t>Blue – Something we built</w:t>
+      </w:r>
+    </w:p>
+    <w:p>
+      <w:r>
+        <w:t xml:space="preserve">Red </w:t>
+      </w:r>
+      <w:r>
+        <w:t>–</w:t>
+      </w:r>
+      <w:r>
+        <w:t xml:space="preserve"> </w:t>
+      </w:r>
+      <w:r>
+        <w:t>database</w:t>
+      </w:r>
+    </w:p>
+    <w:p>
+      <w:r>
+        <w:t>Green – outside the system</w:t>
+      </w:r>
+    </w:p>
+    <w:p>
+      <w:pPr>
+        <w:pStyle w:val="Heading2"/>
+      </w:pPr>
+      <w:r>
+        <w:t xml:space="preserve">Assignment 1 </w:t>
+      </w:r>
+      <w:r>
+        <w:t>–</w:t>
+      </w:r>
+      <w:r>
+        <w:t xml:space="preserve"> </w:t>
+      </w:r>
+      <w:r>
+        <w:t>C4 Context</w:t>
+      </w:r>
+    </w:p>
+    <w:p>
+      <w:r>
+        <w:drawing>
+          <wp:inline distT="0" distB="0" distL="0" distR="0" wp14:anchorId="7E4F66C5" wp14:editId="47267EA4">
+            <wp:extent cx="4239217" cy="2314898"/>
+            <wp:effectExtent l="0" t="0" r="9525" b="9525"/>
+            <wp:docPr id="993802108" name="Picture 1"/>
+            <wp:cNvGraphicFramePr>
+              <a:graphicFrameLocks xmlns:a="http://schemas.openxmlformats.org/drawingml/2006/main" noChangeAspect="1"/>
+            </wp:cNvGraphicFramePr>
+            <a:graphic xmlns:a="http://schemas.openxmlformats.org/drawingml/2006/main">
+              <a:graphicData uri="http://schemas.openxmlformats.org/drawingml/2006/picture">
+                <pic:pic xmlns:pic="http://schemas.openxmlformats.org/drawingml/2006/picture">
+                  <pic:nvPicPr>
+                    <pic:cNvPr id="993802108" name=""/>
+                    <pic:cNvPicPr/>
+                  </pic:nvPicPr>
+                  <pic:blipFill>
+                    <a:blip r:embed="rId9"/>
+                    <a:stretch>
+                      <a:fillRect/>
+                    </a:stretch>
+                  </pic:blipFill>
+                  <pic:spPr>
+                    <a:xfrm>
+                      <a:off x="0" y="0"/>
+                      <a:ext cx="4239217" cy="2314898"/>
+                    </a:xfrm>
+                    <a:prstGeom prst="rect">
+                      <a:avLst/>
+                    </a:prstGeom>
+                  </pic:spPr>
+                </pic:pic>
+              </a:graphicData>
+            </a:graphic>
+          </wp:inline>
+        </w:drawing>
+      </w:r>
+    </w:p>
+    <w:p/>
+    <w:p>
+      <w:pPr>
+        <w:pStyle w:val="Heading2"/>
+      </w:pPr>
+      <w:r>
+        <w:t>Assignment 2</w:t>
+      </w:r>
+      <w:r>
+        <w:t xml:space="preserve"> – C4 Containers</w:t>
+      </w:r>
+    </w:p>
+    <w:p>
+      <w:r>
+        <w:drawing>
+          <wp:inline distT="0" distB="0" distL="0" distR="0" wp14:anchorId="693AA514" wp14:editId="7E8D29CC">
+            <wp:extent cx="5760720" cy="1770380"/>
+            <wp:effectExtent l="0" t="0" r="0" b="1270"/>
+            <wp:docPr id="614324811" name="Picture 1"/>
+            <wp:cNvGraphicFramePr>
+              <a:graphicFrameLocks xmlns:a="http://schemas.openxmlformats.org/drawingml/2006/main" noChangeAspect="1"/>
+            </wp:cNvGraphicFramePr>
+            <a:graphic xmlns:a="http://schemas.openxmlformats.org/drawingml/2006/main">
+              <a:graphicData uri="http://schemas.openxmlformats.org/drawingml/2006/picture">
+                <pic:pic xmlns:pic="http://schemas.openxmlformats.org/drawingml/2006/picture">
+                  <pic:nvPicPr>
+                    <pic:cNvPr id="614324811" name=""/>
+                    <pic:cNvPicPr/>
+                  </pic:nvPicPr>
+                  <pic:blipFill>
+                    <a:blip r:embed="rId10"/>
+                    <a:stretch>
+                      <a:fillRect/>
+                    </a:stretch>
+                  </pic:blipFill>
+                  <pic:spPr>
+                    <a:xfrm>
+                      <a:off x="0" y="0"/>
+                      <a:ext cx="5760720" cy="1770380"/>
+                    </a:xfrm>
+                    <a:prstGeom prst="rect">
+                      <a:avLst/>
+                    </a:prstGeom>
+                  </pic:spPr>
+                </pic:pic>
+              </a:graphicData>
+            </a:graphic>
+          </wp:inline>
+        </w:drawing>
+      </w:r>
+    </w:p>
+    <w:p/>
+    <w:p>
+      <w:pPr>
+        <w:pStyle w:val="Heading2"/>
+      </w:pPr>
+      <w:r>
+        <w:lastRenderedPageBreak/>
+        <w:t>Assignment 3</w:t>
+      </w:r>
+      <w:r>
+        <w:t xml:space="preserve"> – C4 Components</w:t>
+      </w:r>
+    </w:p>
+    <w:p>
+      <w:r>
+        <w:drawing>
+          <wp:inline distT="0" distB="0" distL="0" distR="0" wp14:anchorId="5A3F97C7" wp14:editId="67488C86">
+            <wp:extent cx="5760720" cy="1734820"/>
+            <wp:effectExtent l="0" t="0" r="0" b="0"/>
+            <wp:docPr id="1267187948" name="Picture 1"/>
+            <wp:cNvGraphicFramePr>
+              <a:graphicFrameLocks xmlns:a="http://schemas.openxmlformats.org/drawingml/2006/main" noChangeAspect="1"/>
+            </wp:cNvGraphicFramePr>
+            <a:graphic xmlns:a="http://schemas.openxmlformats.org/drawingml/2006/main">
+              <a:graphicData uri="http://schemas.openxmlformats.org/drawingml/2006/picture">
+                <pic:pic xmlns:pic="http://schemas.openxmlformats.org/drawingml/2006/picture">
+                  <pic:nvPicPr>
+                    <pic:cNvPr id="1267187948" name=""/>
+                    <pic:cNvPicPr/>
+                  </pic:nvPicPr>
+                  <pic:blipFill>
+                    <a:blip r:embed="rId11"/>
+                    <a:stretch>
+                      <a:fillRect/>
+                    </a:stretch>
+                  </pic:blipFill>
+                  <pic:spPr>
+                    <a:xfrm>
+                      <a:off x="0" y="0"/>
+                      <a:ext cx="5760720" cy="1734820"/>
+                    </a:xfrm>
+                    <a:prstGeom prst="rect">
+                      <a:avLst/>
+                    </a:prstGeom>
+                  </pic:spPr>
+                </pic:pic>
+              </a:graphicData>
+            </a:graphic>
+          </wp:inline>
+        </w:drawing>
+      </w:r>
+    </w:p>
+    <w:p>
+      <w:r>
+        <w:drawing>
+          <wp:inline distT="0" distB="0" distL="0" distR="0" wp14:anchorId="0A6CCFA5" wp14:editId="7C369A0A">
+            <wp:extent cx="5760720" cy="1930400"/>
+            <wp:effectExtent l="0" t="0" r="0" b="0"/>
+            <wp:docPr id="1729771834" name="Picture 1"/>
+            <wp:cNvGraphicFramePr>
+              <a:graphicFrameLocks xmlns:a="http://schemas.openxmlformats.org/drawingml/2006/main" noChangeAspect="1"/>
+            </wp:cNvGraphicFramePr>
+            <a:graphic xmlns:a="http://schemas.openxmlformats.org/drawingml/2006/main">
+              <a:graphicData uri="http://schemas.openxmlformats.org/drawingml/2006/picture">
+                <pic:pic xmlns:pic="http://schemas.openxmlformats.org/drawingml/2006/picture">
+                  <pic:nvPicPr>
+                    <pic:cNvPr id="1729771834" name=""/>
+                    <pic:cNvPicPr/>
+                  </pic:nvPicPr>
+                  <pic:blipFill>
+                    <a:blip r:embed="rId12"/>
+                    <a:stretch>
+                      <a:fillRect/>
+                    </a:stretch>
+                  </pic:blipFill>
+                  <pic:spPr>
+                    <a:xfrm>
+                      <a:off x="0" y="0"/>
+                      <a:ext cx="5760720" cy="1930400"/>
+                    </a:xfrm>
+                    <a:prstGeom prst="rect">
+                      <a:avLst/>
+                    </a:prstGeom>
+                  </pic:spPr>
+                </pic:pic>
+              </a:graphicData>
+            </a:graphic>
+          </wp:inline>
+        </w:drawing>
+      </w:r>
+    </w:p>
+    <w:p/>
+    <w:p>
+      <w:pPr>
+        <w:pStyle w:val="Heading2"/>
+      </w:pPr>
+      <w:r>
+        <w:t>Assignment 4</w:t>
+      </w:r>
+      <w:r>
+        <w:t xml:space="preserve"> – From C4 to Component Diagram</w:t>
+      </w:r>
+    </w:p>
+    <w:p/>
+    <w:p>
+      <w:r>
+        <w:drawing>
+          <wp:inline distT="0" distB="0" distL="0" distR="0" wp14:anchorId="7CC31FFF" wp14:editId="2D761650">
+            <wp:extent cx="5760720" cy="2689225"/>
+            <wp:effectExtent l="0" t="0" r="0" b="0"/>
+            <wp:docPr id="431637101" name="Picture 1"/>
+            <wp:cNvGraphicFramePr>
+              <a:graphicFrameLocks xmlns:a="http://schemas.openxmlformats.org/drawingml/2006/main" noChangeAspect="1"/>
+            </wp:cNvGraphicFramePr>
+            <a:graphic xmlns:a="http://schemas.openxmlformats.org/drawingml/2006/main">
+              <a:graphicData uri="http://schemas.openxmlformats.org/drawingml/2006/picture">
+                <pic:pic xmlns:pic="http://schemas.openxmlformats.org/drawingml/2006/picture">
+                  <pic:nvPicPr>
+                    <pic:cNvPr id="431637101" name=""/>
+                    <pic:cNvPicPr/>
+                  </pic:nvPicPr>
+                  <pic:blipFill>
+                    <a:blip r:embed="rId13"/>
+                    <a:stretch>
+                      <a:fillRect/>
+                    </a:stretch>
+                  </pic:blipFill>
+                  <pic:spPr>
+                    <a:xfrm>
+                      <a:off x="0" y="0"/>
+                      <a:ext cx="5760720" cy="2689225"/>
+                    </a:xfrm>
+                    <a:prstGeom prst="rect">
+                      <a:avLst/>
+                    </a:prstGeom>
+                  </pic:spPr>
+                </pic:pic>
+              </a:graphicData>
+            </a:graphic>
+          </wp:inline>
+        </w:drawing>
       </w:r>
     </w:p>
     <w:sectPr>
@@ -1621,15 +1928,6 @@
 </file>
 
 <file path=customXml/item1.xml><?xml version="1.0" encoding="utf-8"?>
-<?mso-contentType ?>
-<FormTemplates xmlns="http://schemas.microsoft.com/sharepoint/v3/contenttype/forms">
-  <Display>DocumentLibraryForm</Display>
-  <Edit>DocumentLibraryForm</Edit>
-  <New>DocumentLibraryForm</New>
-</FormTemplates>
-</file>
-
-<file path=customXml/item2.xml><?xml version="1.0" encoding="utf-8"?>
 <ct:contentTypeSchema xmlns:ct="http://schemas.microsoft.com/office/2006/metadata/contentType" xmlns:ma="http://schemas.microsoft.com/office/2006/metadata/properties/metaAttributes" ct:_="" ma:_="" ma:contentTypeName="Document" ma:contentTypeID="0x0101000EAC9177C8E7F5439FBB7338A58204D6" ma:contentTypeVersion="17" ma:contentTypeDescription="Create a new document." ma:contentTypeScope="" ma:versionID="5df42187a19dbf92310e1ec52a98f326">
   <xsd:schema xmlns:xsd="http://www.w3.org/2001/XMLSchema" xmlns:xs="http://www.w3.org/2001/XMLSchema" xmlns:p="http://schemas.microsoft.com/office/2006/metadata/properties" xmlns:ns1="http://schemas.microsoft.com/sharepoint/v3" xmlns:ns2="f2057e89-3c81-4574-920d-de8ded37e539" xmlns:ns3="ddbe7155-47a5-4f07-bd0c-0e7feb4541ad" targetNamespace="http://schemas.microsoft.com/office/2006/metadata/properties" ma:root="true" ma:fieldsID="047c2f1a74d2b84a07eaf86c14860c1c" ns1:_="" ns2:_="" ns3:_="">
     <xsd:import namespace="http://schemas.microsoft.com/sharepoint/v3"/>
@@ -1881,15 +2179,16 @@
 </ct:contentTypeSchema>
 </file>
 
-<file path=customXml/itemProps1.xml><?xml version="1.0" encoding="utf-8"?>
-<ds:datastoreItem xmlns:ds="http://schemas.openxmlformats.org/officeDocument/2006/customXml" ds:itemID="{7A7203F4-814A-497F-845A-C2AEDB26C965}">
-  <ds:schemaRefs>
-    <ds:schemaRef ds:uri="http://schemas.microsoft.com/sharepoint/v3/contenttype/forms"/>
-  </ds:schemaRefs>
-</ds:datastoreItem>
+<file path=customXml/item2.xml><?xml version="1.0" encoding="utf-8"?>
+<?mso-contentType ?>
+<FormTemplates xmlns="http://schemas.microsoft.com/sharepoint/v3/contenttype/forms">
+  <Display>DocumentLibraryForm</Display>
+  <Edit>DocumentLibraryForm</Edit>
+  <New>DocumentLibraryForm</New>
+</FormTemplates>
 </file>
 
-<file path=customXml/itemProps2.xml><?xml version="1.0" encoding="utf-8"?>
+<file path=customXml/itemProps1.xml><?xml version="1.0" encoding="utf-8"?>
 <ds:datastoreItem xmlns:ds="http://schemas.openxmlformats.org/officeDocument/2006/customXml" ds:itemID="{14A32CDA-9195-4BEB-AFDA-8DA8E46765E4}">
   <ds:schemaRefs>
     <ds:schemaRef ds:uri="http://schemas.microsoft.com/office/2006/metadata/contentType"/>
@@ -1907,4 +2206,12 @@
     <ds:schemaRef ds:uri="http://schemas.microsoft.com/internal/obd"/>
   </ds:schemaRefs>
 </ds:datastoreItem>
+</file>
+
+<file path=customXml/itemProps2.xml><?xml version="1.0" encoding="utf-8"?>
+<ds:datastoreItem xmlns:ds="http://schemas.openxmlformats.org/officeDocument/2006/customXml" ds:itemID="{7A7203F4-814A-497F-845A-C2AEDB26C965}">
+  <ds:schemaRefs>
+    <ds:schemaRef ds:uri="http://schemas.microsoft.com/sharepoint/v3/contenttype/forms"/>
+  </ds:schemaRefs>
+</ds:datastoreItem>
 </file>
--- a/system d.docx
+++ b/system d.docx
@@ -473,6 +473,9 @@
     </w:p>
     <w:p>
       <w:r>
+        <w:rPr>
+          <w:noProof/>
+        </w:rPr>
         <w:drawing>
           <wp:inline distT="0" distB="0" distL="0" distR="0" wp14:anchorId="7E4F66C5" wp14:editId="47267EA4">
             <wp:extent cx="4239217" cy="2314898"/>
@@ -524,6 +527,9 @@
     </w:p>
     <w:p>
       <w:r>
+        <w:rPr>
+          <w:noProof/>
+        </w:rPr>
         <w:drawing>
           <wp:inline distT="0" distB="0" distL="0" distR="0" wp14:anchorId="693AA514" wp14:editId="7E8D29CC">
             <wp:extent cx="5760720" cy="1770380"/>
@@ -576,6 +582,9 @@
     </w:p>
     <w:p>
       <w:r>
+        <w:rPr>
+          <w:noProof/>
+        </w:rPr>
         <w:drawing>
           <wp:inline distT="0" distB="0" distL="0" distR="0" wp14:anchorId="5A3F97C7" wp14:editId="67488C86">
             <wp:extent cx="5760720" cy="1734820"/>
@@ -615,6 +624,9 @@
     </w:p>
     <w:p>
       <w:r>
+        <w:rPr>
+          <w:noProof/>
+        </w:rPr>
         <w:drawing>
           <wp:inline distT="0" distB="0" distL="0" distR="0" wp14:anchorId="0A6CCFA5" wp14:editId="7C369A0A">
             <wp:extent cx="5760720" cy="1930400"/>
@@ -667,6 +679,9 @@
     <w:p/>
     <w:p>
       <w:r>
+        <w:rPr>
+          <w:noProof/>
+        </w:rPr>
         <w:drawing>
           <wp:inline distT="0" distB="0" distL="0" distR="0" wp14:anchorId="7CC31FFF" wp14:editId="2D761650">
             <wp:extent cx="5760720" cy="2689225"/>
@@ -692,6 +707,60 @@
                     <a:xfrm>
                       <a:off x="0" y="0"/>
                       <a:ext cx="5760720" cy="2689225"/>
+                    </a:xfrm>
+                    <a:prstGeom prst="rect">
+                      <a:avLst/>
+                    </a:prstGeom>
+                  </pic:spPr>
+                </pic:pic>
+              </a:graphicData>
+            </a:graphic>
+          </wp:inline>
+        </w:drawing>
+      </w:r>
+    </w:p>
+    <w:p>
+      <w:r>
+        <w:br w:type="page"/>
+      </w:r>
+    </w:p>
+    <w:p>
+      <w:pPr>
+        <w:pStyle w:val="Heading1"/>
+      </w:pPr>
+      <w:r>
+        <w:lastRenderedPageBreak/>
+        <w:t>Week 4</w:t>
+      </w:r>
+    </w:p>
+    <w:p/>
+    <w:p>
+      <w:r>
+        <w:drawing>
+          <wp:inline distT="0" distB="0" distL="0" distR="0" wp14:anchorId="3CC652B4" wp14:editId="09980BB7">
+            <wp:extent cx="5760720" cy="3194685"/>
+            <wp:effectExtent l="0" t="0" r="0" b="5715"/>
+            <wp:docPr id="1148541163" name="Picture 1"/>
+            <wp:cNvGraphicFramePr>
+              <a:graphicFrameLocks xmlns:a="http://schemas.openxmlformats.org/drawingml/2006/main" noChangeAspect="1"/>
+            </wp:cNvGraphicFramePr>
+            <a:graphic xmlns:a="http://schemas.openxmlformats.org/drawingml/2006/main">
+              <a:graphicData uri="http://schemas.openxmlformats.org/drawingml/2006/picture">
+                <pic:pic xmlns:pic="http://schemas.openxmlformats.org/drawingml/2006/picture">
+                  <pic:nvPicPr>
+                    <pic:cNvPr id="1148541163" name=""/>
+                    <pic:cNvPicPr/>
+                  </pic:nvPicPr>
+                  <pic:blipFill>
+                    <a:blip r:embed="rId14"/>
+                    <a:stretch>
+                      <a:fillRect/>
+                    </a:stretch>
+                  </pic:blipFill>
+                  <pic:spPr>
+                    <a:xfrm>
+                      <a:off x="0" y="0"/>
+                      <a:ext cx="5760720" cy="3194685"/>
                     </a:xfrm>
                     <a:prstGeom prst="rect">
                       <a:avLst/>
@@ -1928,6 +1997,15 @@
 </file>
 
 <file path=customXml/item1.xml><?xml version="1.0" encoding="utf-8"?>
+<?mso-contentType ?>
+<FormTemplates xmlns="http://schemas.microsoft.com/sharepoint/v3/contenttype/forms">
+  <Display>DocumentLibraryForm</Display>
+  <Edit>DocumentLibraryForm</Edit>
+  <New>DocumentLibraryForm</New>
+</FormTemplates>
+</file>
+
+<file path=customXml/item2.xml><?xml version="1.0" encoding="utf-8"?>
 <ct:contentTypeSchema xmlns:ct="http://schemas.microsoft.com/office/2006/metadata/contentType" xmlns:ma="http://schemas.microsoft.com/office/2006/metadata/properties/metaAttributes" ct:_="" ma:_="" ma:contentTypeName="Document" ma:contentTypeID="0x0101000EAC9177C8E7F5439FBB7338A58204D6" ma:contentTypeVersion="17" ma:contentTypeDescription="Create a new document." ma:contentTypeScope="" ma:versionID="5df42187a19dbf92310e1ec52a98f326">
   <xsd:schema xmlns:xsd="http://www.w3.org/2001/XMLSchema" xmlns:xs="http://www.w3.org/2001/XMLSchema" xmlns:p="http://schemas.microsoft.com/office/2006/metadata/properties" xmlns:ns1="http://schemas.microsoft.com/sharepoint/v3" xmlns:ns2="f2057e89-3c81-4574-920d-de8ded37e539" xmlns:ns3="ddbe7155-47a5-4f07-bd0c-0e7feb4541ad" targetNamespace="http://schemas.microsoft.com/office/2006/metadata/properties" ma:root="true" ma:fieldsID="047c2f1a74d2b84a07eaf86c14860c1c" ns1:_="" ns2:_="" ns3:_="">
     <xsd:import namespace="http://schemas.microsoft.com/sharepoint/v3"/>
@@ -2179,16 +2257,15 @@
 </ct:contentTypeSchema>
 </file>
 
-<file path=customXml/item2.xml><?xml version="1.0" encoding="utf-8"?>
-<?mso-contentType ?>
-<FormTemplates xmlns="http://schemas.microsoft.com/sharepoint/v3/contenttype/forms">
-  <Display>DocumentLibraryForm</Display>
-  <Edit>DocumentLibraryForm</Edit>
-  <New>DocumentLibraryForm</New>
-</FormTemplates>
+<file path=customXml/itemProps1.xml><?xml version="1.0" encoding="utf-8"?>
+<ds:datastoreItem xmlns:ds="http://schemas.openxmlformats.org/officeDocument/2006/customXml" ds:itemID="{7A7203F4-814A-497F-845A-C2AEDB26C965}">
+  <ds:schemaRefs>
+    <ds:schemaRef ds:uri="http://schemas.microsoft.com/sharepoint/v3/contenttype/forms"/>
+  </ds:schemaRefs>
+</ds:datastoreItem>
 </file>
 
-<file path=customXml/itemProps1.xml><?xml version="1.0" encoding="utf-8"?>
+<file path=customXml/itemProps2.xml><?xml version="1.0" encoding="utf-8"?>
 <ds:datastoreItem xmlns:ds="http://schemas.openxmlformats.org/officeDocument/2006/customXml" ds:itemID="{14A32CDA-9195-4BEB-AFDA-8DA8E46765E4}">
   <ds:schemaRefs>
     <ds:schemaRef ds:uri="http://schemas.microsoft.com/office/2006/metadata/contentType"/>
@@ -2206,12 +2283,4 @@
     <ds:schemaRef ds:uri="http://schemas.microsoft.com/internal/obd"/>
   </ds:schemaRefs>
 </ds:datastoreItem>
-</file>
-
-<file path=customXml/itemProps2.xml><?xml version="1.0" encoding="utf-8"?>
-<ds:datastoreItem xmlns:ds="http://schemas.openxmlformats.org/officeDocument/2006/customXml" ds:itemID="{7A7203F4-814A-497F-845A-C2AEDB26C965}">
-  <ds:schemaRefs>
-    <ds:schemaRef ds:uri="http://schemas.microsoft.com/sharepoint/v3/contenttype/forms"/>
-  </ds:schemaRefs>
-</ds:datastoreItem>
 </file>